--- a/dist/exports/kcet-functions_revision_notes.docx
+++ b/dist/exports/kcet-functions_revision_notes.docx
@@ -189,7 +189,7 @@
                 <w:color w:val="2D3748"/>
                 <w:sz w:val="19"/>
               </w:rPr>
-              <w:t>Kcet Functions - Core Application</w:t>
+              <w:t>Domain, Range &amp; Composite Functions</w:t>
             </w:r>
           </w:p>
         </w:tc>
@@ -209,7 +209,7 @@
               <w:rPr>
                 <w:sz w:val="19"/>
               </w:rPr>
-              <w:t>36 PYQs</w:t>
+              <w:t>20 PYQs</w:t>
             </w:r>
           </w:p>
         </w:tc>
@@ -230,7 +230,94 @@
                 <w:color w:val="718096"/>
                 <w:sz w:val="19"/>
               </w:rPr>
-              <w:t>General Concept</w:t>
+              <w:t>Domain &amp; Range</w:t>
+            </w:r>
+          </w:p>
+        </w:tc>
+      </w:tr>
+      <w:tr>
+        <w:tc>
+          <w:tcPr>
+            <w:tcW w:type="dxa" w:w="2160"/>
+            <w:shd w:fill="FFFFFF"/>
+            <w:tcMar>
+              <w:top w:w="80" w:type="dxa"/>
+              <w:bottom w:w="80" w:type="dxa"/>
+              <w:left w:w="150" w:type="dxa"/>
+              <w:right w:w="150" w:type="dxa"/>
+            </w:tcMar>
+          </w:tcPr>
+          <w:p>
+            <w:r>
+              <w:rPr>
+                <w:b/>
+                <w:color w:val="C53030"/>
+                <w:sz w:val="19"/>
+              </w:rPr>
+              <w:t>Very High</w:t>
+            </w:r>
+          </w:p>
+        </w:tc>
+        <w:tc>
+          <w:tcPr>
+            <w:tcW w:type="dxa" w:w="4320"/>
+            <w:shd w:fill="FFFFFF"/>
+            <w:tcMar>
+              <w:top w:w="80" w:type="dxa"/>
+              <w:bottom w:w="80" w:type="dxa"/>
+              <w:left w:w="150" w:type="dxa"/>
+              <w:right w:w="150" w:type="dxa"/>
+            </w:tcMar>
+          </w:tcPr>
+          <w:p>
+            <w:r>
+              <w:rPr>
+                <w:b/>
+                <w:color w:val="2D3748"/>
+                <w:sz w:val="19"/>
+              </w:rPr>
+              <w:t>Injective (One-One), Surjective (Onto) &amp; Inverse</w:t>
+            </w:r>
+          </w:p>
+        </w:tc>
+        <w:tc>
+          <w:tcPr>
+            <w:tcW w:type="dxa" w:w="1728"/>
+            <w:shd w:fill="FFFFFF"/>
+            <w:tcMar>
+              <w:top w:w="80" w:type="dxa"/>
+              <w:bottom w:w="80" w:type="dxa"/>
+              <w:left w:w="150" w:type="dxa"/>
+              <w:right w:w="150" w:type="dxa"/>
+            </w:tcMar>
+          </w:tcPr>
+          <w:p>
+            <w:r>
+              <w:rPr>
+                <w:sz w:val="19"/>
+              </w:rPr>
+              <w:t>16 PYQs</w:t>
+            </w:r>
+          </w:p>
+        </w:tc>
+        <w:tc>
+          <w:tcPr>
+            <w:tcW w:type="dxa" w:w="1872"/>
+            <w:shd w:fill="FFFFFF"/>
+            <w:tcMar>
+              <w:top w:w="80" w:type="dxa"/>
+              <w:bottom w:w="80" w:type="dxa"/>
+              <w:left w:w="150" w:type="dxa"/>
+              <w:right w:w="150" w:type="dxa"/>
+            </w:tcMar>
+          </w:tcPr>
+          <w:p>
+            <w:r>
+              <w:rPr>
+                <w:color w:val="718096"/>
+                <w:sz w:val="19"/>
+              </w:rPr>
+              <w:t>Mappings</w:t>
             </w:r>
           </w:p>
         </w:tc>
@@ -311,6 +398,98 @@
           </w:p>
         </w:tc>
       </w:tr>
+      <w:tr>
+        <w:tc>
+          <w:tcPr>
+            <w:tcW w:type="dxa" w:w="3600"/>
+            <w:shd w:fill="F7FAFC"/>
+            <w:tcMar>
+              <w:top w:w="100" w:type="dxa"/>
+              <w:bottom w:w="100" w:type="dxa"/>
+              <w:left w:w="150" w:type="dxa"/>
+              <w:right w:w="150" w:type="dxa"/>
+            </w:tcMar>
+          </w:tcPr>
+          <w:p>
+            <w:r>
+              <w:rPr>
+                <w:b/>
+                <w:color w:val="1A365D"/>
+                <w:sz w:val="19"/>
+              </w:rPr>
+              <w:t>Domain, Range &amp; Composite Functions</w:t>
+            </w:r>
+          </w:p>
+        </w:tc>
+        <w:tc>
+          <w:tcPr>
+            <w:tcW w:type="dxa" w:w="6480"/>
+            <w:shd w:fill="F7FAFC"/>
+            <w:tcMar>
+              <w:top w:w="100" w:type="dxa"/>
+              <w:bottom w:w="100" w:type="dxa"/>
+              <w:left w:w="150" w:type="dxa"/>
+              <w:right w:w="150" w:type="dxa"/>
+            </w:tcMar>
+          </w:tcPr>
+          <w:p>
+            <w:r>
+              <w:rPr>
+                <w:rFonts w:ascii="Cambria Math" w:hAnsi="Cambria Math"/>
+                <w:color w:val="2D3748"/>
+                <w:sz w:val="19"/>
+              </w:rPr>
+              <w:t>\text{For } \sqrt{f(x)} \implies f(x) \ge 0, \quad \text{For } \log_b(f(x)) \implies f(x) &gt; 0, b &gt; 0, b \ne 1, \quad x = [x] + \{x\}</w:t>
+            </w:r>
+          </w:p>
+        </w:tc>
+      </w:tr>
+      <w:tr>
+        <w:tc>
+          <w:tcPr>
+            <w:tcW w:type="dxa" w:w="3600"/>
+            <w:shd w:fill="FFFFFF"/>
+            <w:tcMar>
+              <w:top w:w="100" w:type="dxa"/>
+              <w:bottom w:w="100" w:type="dxa"/>
+              <w:left w:w="150" w:type="dxa"/>
+              <w:right w:w="150" w:type="dxa"/>
+            </w:tcMar>
+          </w:tcPr>
+          <w:p>
+            <w:r>
+              <w:rPr>
+                <w:b/>
+                <w:color w:val="1A365D"/>
+                <w:sz w:val="19"/>
+              </w:rPr>
+              <w:t>Injective (One-One), Surjective (Onto) &amp; Inverse</w:t>
+            </w:r>
+          </w:p>
+        </w:tc>
+        <w:tc>
+          <w:tcPr>
+            <w:tcW w:type="dxa" w:w="6480"/>
+            <w:shd w:fill="FFFFFF"/>
+            <w:tcMar>
+              <w:top w:w="100" w:type="dxa"/>
+              <w:bottom w:w="100" w:type="dxa"/>
+              <w:left w:w="150" w:type="dxa"/>
+              <w:right w:w="150" w:type="dxa"/>
+            </w:tcMar>
+          </w:tcPr>
+          <w:p>
+            <w:r>
+              <w:rPr>
+                <w:rFonts w:ascii="Cambria Math" w:hAnsi="Cambria Math"/>
+                <w:color w:val="2D3748"/>
+                <w:sz w:val="19"/>
+              </w:rPr>
+              <w:t>\text{One-One: } f'(x) &gt; 0 \text{ (strictly monotonic)}, \quad \text{Onto: } \text{Range}(f) = \text{Codomain}(f), \quad \text{Bijective } \iff \text{Invertible}</w:t>
+            </w:r>
+          </w:p>
+        </w:tc>
+      </w:tr>
     </w:tbl>
     <w:p>
       <w:pPr>
@@ -338,7 +517,7 @@
           <w:color w:val="2B6CB0"/>
           <w:sz w:val="24"/>
         </w:rPr>
-        <w:t>3.1 Kcet Functions - Core Application (Very High Yield — 36 PYQs)</w:t>
+        <w:t>3.1 Domain, Range &amp; Composite Functions (Very High Yield — 20 PYQs)</w:t>
       </w:r>
     </w:p>
     <w:p>
@@ -353,7 +532,7 @@
         <w:rPr>
           <w:sz w:val="20"/>
         </w:rPr>
-        <w:t>Key problem pattern in Kcet Functions.</w:t>
+        <w:t>Determination of real domain and range, floor and fractional part functions, and domain constraints on composite functions.</w:t>
       </w:r>
     </w:p>
     <w:tbl>
@@ -391,7 +570,7 @@
                 <w:color w:val="2D3748"/>
                 <w:sz w:val="19"/>
               </w:rPr>
-              <w:t>Watch for algebraic and sign errors.</w:t>
+              <w:t>Domain of f(g(x)) is NOT simply the domain of g; it requires x ∈ Domain(g) AND g(x) ∈ Domain(f)!</w:t>
             </w:r>
           </w:p>
         </w:tc>
@@ -432,7 +611,215 @@
                 <w:color w:val="2D3748"/>
                 <w:sz w:val="19"/>
               </w:rPr>
-              <w:t>Verify dimensions and boundary conditions.</w:t>
+              <w:t>The range of f(x) = asin x + bcos x + c is [c - √(a^2 + b^2), c + √(a^2 + b^2)].</w:t>
+            </w:r>
+          </w:p>
+        </w:tc>
+      </w:tr>
+    </w:tbl>
+    <w:p>
+      <w:pPr>
+        <w:spacing w:before="120" w:after="40"/>
+      </w:pPr>
+      <w:r>
+        <w:rPr>
+          <w:b/>
+          <w:color w:val="1A365D"/>
+          <w:sz w:val="19"/>
+        </w:rPr>
+        <w:t>Source PYQs testing this concept:</w:t>
+      </w:r>
+    </w:p>
+    <w:p>
+      <w:pPr>
+        <w:pStyle w:val="ListBullet"/>
+        <w:spacing w:after="40"/>
+      </w:pPr>
+      <w:r>
+        <w:rPr>
+          <w:b/>
+          <w:sz w:val="18"/>
+        </w:rPr>
+        <w:t xml:space="preserve">[2026 Shift] Q#2 (MCQ): </w:t>
+      </w:r>
+      <w:r>
+        <w:rPr>
+          <w:sz w:val="18"/>
+        </w:rPr>
+        <w:t xml:space="preserve">"The domain of the function √((x-7 / 9-x)) is..."  </w:t>
+      </w:r>
+      <w:r>
+        <w:rPr>
+          <w:b/>
+          <w:color w:val="2B6CB0"/>
+          <w:sz w:val="18"/>
+        </w:rPr>
+        <w:t>[Ans: B]</w:t>
+      </w:r>
+    </w:p>
+    <w:p>
+      <w:pPr>
+        <w:pStyle w:val="ListBullet"/>
+        <w:spacing w:after="40"/>
+      </w:pPr>
+      <w:r>
+        <w:rPr>
+          <w:b/>
+          <w:sz w:val="18"/>
+        </w:rPr>
+        <w:t xml:space="preserve">[2025 Shift] Q#4 (MCQ): </w:t>
+      </w:r>
+      <w:r>
+        <w:rPr>
+          <w:sz w:val="18"/>
+        </w:rPr>
+        <w:t xml:space="preserve">"If f(x)=sin[π^2]x-sin[-π^2]x , where [x]= greatest integer ≤ x , then which of the following is not true?..."  </w:t>
+      </w:r>
+      <w:r>
+        <w:rPr>
+          <w:b/>
+          <w:color w:val="2B6CB0"/>
+          <w:sz w:val="18"/>
+        </w:rPr>
+        <w:t>[Ans: N/A]</w:t>
+      </w:r>
+    </w:p>
+    <w:p>
+      <w:pPr>
+        <w:pStyle w:val="ListBullet"/>
+        <w:spacing w:after="40"/>
+      </w:pPr>
+      <w:r>
+        <w:rPr>
+          <w:b/>
+          <w:sz w:val="18"/>
+        </w:rPr>
+        <w:t xml:space="preserve">[2024 Shift] Q#2 (MCQ): </w:t>
+      </w:r>
+      <w:r>
+        <w:rPr>
+          <w:sz w:val="18"/>
+        </w:rPr>
+        <w:t xml:space="preserve">"If [x]^2-5[x]+6=0 , where [x] denotes the greatest integer function, then..."  </w:t>
+      </w:r>
+      <w:r>
+        <w:rPr>
+          <w:b/>
+          <w:color w:val="2B6CB0"/>
+          <w:sz w:val="18"/>
+        </w:rPr>
+        <w:t>[Ans: N/A]</w:t>
+      </w:r>
+    </w:p>
+    <w:p>
+      <w:pPr>
+        <w:spacing w:after="120"/>
+      </w:pPr>
+    </w:p>
+    <w:p>
+      <w:pPr>
+        <w:pStyle w:val="Heading2"/>
+      </w:pPr>
+      <w:r>
+        <w:rPr>
+          <w:color w:val="2B6CB0"/>
+          <w:sz w:val="24"/>
+        </w:rPr>
+        <w:t>3.2 Injective (One-One), Surjective (Onto) &amp; Inverse (Very High Yield — 16 PYQs)</w:t>
+      </w:r>
+    </w:p>
+    <w:p>
+      <w:r>
+        <w:rPr>
+          <w:b/>
+          <w:sz w:val="20"/>
+        </w:rPr>
+        <w:t xml:space="preserve">Core Principle: </w:t>
+      </w:r>
+      <w:r>
+        <w:rPr>
+          <w:sz w:val="20"/>
+        </w:rPr>
+        <w:t>Horizontal line test, monotonicity test for injectivity, codomain matching for surjectivity, and finding function inverses.</w:t>
+      </w:r>
+    </w:p>
+    <w:tbl>
+      <w:tblPr>
+        <w:tblW w:type="auto" w:w="0"/>
+        <w:jc w:val="center"/>
+        <w:tblLook w:firstColumn="1" w:firstRow="1" w:lastColumn="0" w:lastRow="0" w:noHBand="0" w:noVBand="1" w:val="04A0"/>
+      </w:tblPr>
+      <w:tblGrid>
+        <w:gridCol w:w="10080"/>
+      </w:tblGrid>
+      <w:tr>
+        <w:tc>
+          <w:tcPr>
+            <w:tcW w:type="dxa" w:w="10080"/>
+            <w:shd w:fill="FFF5F5"/>
+            <w:tcMar>
+              <w:top w:w="100" w:type="dxa"/>
+              <w:bottom w:w="100" w:type="dxa"/>
+              <w:left w:w="150" w:type="dxa"/>
+              <w:right w:w="150" w:type="dxa"/>
+            </w:tcMar>
+          </w:tcPr>
+          <w:p>
+            <w:r>
+              <w:rPr>
+                <w:b/>
+                <w:color w:val="C53030"/>
+                <w:sz w:val="19"/>
+              </w:rPr>
+              <w:t xml:space="preserve">⚠️ Common Trap / JEE Pitfall: </w:t>
+            </w:r>
+            <w:r>
+              <w:rPr>
+                <w:color w:val="2D3748"/>
+                <w:sz w:val="19"/>
+              </w:rPr>
+              <w:t>A function cannot be invertible unless it is BOTH one-one and onto (bijective).</w:t>
+            </w:r>
+          </w:p>
+        </w:tc>
+      </w:tr>
+    </w:tbl>
+    <w:tbl>
+      <w:tblPr>
+        <w:tblW w:type="auto" w:w="0"/>
+        <w:jc w:val="center"/>
+        <w:tblLook w:firstColumn="1" w:firstRow="1" w:lastColumn="0" w:lastRow="0" w:noHBand="0" w:noVBand="1" w:val="04A0"/>
+      </w:tblPr>
+      <w:tblGrid>
+        <w:gridCol w:w="10080"/>
+      </w:tblGrid>
+      <w:tr>
+        <w:tc>
+          <w:tcPr>
+            <w:tcW w:type="dxa" w:w="10080"/>
+            <w:shd w:fill="F0FFF4"/>
+            <w:tcMar>
+              <w:top w:w="100" w:type="dxa"/>
+              <w:bottom w:w="100" w:type="dxa"/>
+              <w:left w:w="150" w:type="dxa"/>
+              <w:right w:w="150" w:type="dxa"/>
+            </w:tcMar>
+          </w:tcPr>
+          <w:p>
+            <w:r>
+              <w:rPr>
+                <w:b/>
+                <w:color w:val="276749"/>
+                <w:sz w:val="19"/>
+              </w:rPr>
+              <w:t xml:space="preserve">💡 Speed Hack / Trick: </w:t>
+            </w:r>
+            <w:r>
+              <w:rPr>
+                <w:color w:val="2D3748"/>
+                <w:sz w:val="19"/>
+              </w:rPr>
+              <w:t>If f(x) is continuous and strictly increasing (f'(x) &gt; 0) or strictly decreasing on \mathbbR, it is always one-one.</w:t>
             </w:r>
           </w:p>
         </w:tc>
@@ -488,13 +875,13 @@
           <w:b/>
           <w:sz w:val="18"/>
         </w:rPr>
-        <w:t xml:space="preserve">[2026 Shift] Q#2 (MCQ): </w:t>
+        <w:t xml:space="preserve">[2025 Shift] Q#1 (MCQ): </w:t>
       </w:r>
       <w:r>
         <w:rPr>
           <w:sz w:val="18"/>
         </w:rPr>
-        <w:t xml:space="preserve">"The domain of the function √((x-7 / 9-x)) is..."  </w:t>
+        <w:t xml:space="preserve">"Let the functions " f " and " g " be f:[0,(π / 2)] → R given by f(x)=sinx and g:[0,(π / 2)] → R given ..."  </w:t>
       </w:r>
       <w:r>
         <w:rPr>
@@ -502,7 +889,7 @@
           <w:color w:val="2B6CB0"/>
           <w:sz w:val="18"/>
         </w:rPr>
-        <w:t>[Ans: B]</w:t>
+        <w:t>[Ans: N/A]</w:t>
       </w:r>
     </w:p>
     <w:p>
@@ -515,13 +902,13 @@
           <w:b/>
           <w:sz w:val="18"/>
         </w:rPr>
-        <w:t xml:space="preserve">[2025 Shift] Q#1 (MCQ): </w:t>
+        <w:t xml:space="preserve">[2025 Shift] Q#3 (MCQ): </w:t>
       </w:r>
       <w:r>
         <w:rPr>
           <w:sz w:val="18"/>
         </w:rPr>
-        <w:t xml:space="preserve">"Let the functions " f " and " g " be f:[0,(π / 2)] → R given by f(x)=sinx and g:[0,(π / 2)] → R given ..."  </w:t>
+        <w:t xml:space="preserve">"Domain of the function f , given by f(x)=\frac1√((x-2)(x-5)) is..."  </w:t>
       </w:r>
       <w:r>
         <w:rPr>
@@ -662,6 +1049,129 @@
               <w:t>Solution Analysis:</w:t>
               <w:br/>
               <w:t>The graph of g(x) is the reflection of the graph of f(x) in the line y=x . Reflection in the line y=x gives the inverse relation of the function. Given, f(x)=(x-1)^2,x ≥ 1 Let y=(x-1)^2 Since x ≥ 1 , we have x-1 ≥ 0 . So when we take square root, √(y)=x-1 Hence, x=√(y)+1 Now interchange x and y to get the reflected function: y=√(x)+1 So, g(x)=√(x)+1 Hence the correct option is Option C√(x)+1</w:t>
+            </w:r>
+          </w:p>
+        </w:tc>
+      </w:tr>
+    </w:tbl>
+    <w:p>
+      <w:pPr>
+        <w:spacing w:after="120"/>
+      </w:pPr>
+    </w:p>
+    <w:p>
+      <w:pPr>
+        <w:spacing w:before="160" w:after="40"/>
+      </w:pPr>
+      <w:r>
+        <w:rPr>
+          <w:b/>
+          <w:color w:val="1A365D"/>
+          <w:sz w:val="22"/>
+        </w:rPr>
+        <w:t>Benchmark Problem 2: KCET 2026 (Q#2)</w:t>
+      </w:r>
+    </w:p>
+    <w:p>
+      <w:pPr>
+        <w:spacing w:after="80"/>
+      </w:pPr>
+      <w:r>
+        <w:rPr>
+          <w:sz w:val="20"/>
+        </w:rPr>
+        <w:t>The domain of the function √((x-7 / 9-x)) is</w:t>
+      </w:r>
+    </w:p>
+    <w:p>
+      <w:pPr>
+        <w:pStyle w:val="ListBullet"/>
+        <w:spacing w:after="20"/>
+      </w:pPr>
+      <w:r>
+        <w:rPr>
+          <w:sz w:val="19"/>
+        </w:rPr>
+        <w:t>(A) [7,9]</w:t>
+      </w:r>
+    </w:p>
+    <w:p>
+      <w:pPr>
+        <w:pStyle w:val="ListBullet"/>
+        <w:spacing w:after="20"/>
+      </w:pPr>
+      <w:r>
+        <w:rPr>
+          <w:b/>
+          <w:color w:val="276749"/>
+          <w:sz w:val="19"/>
+        </w:rPr>
+        <w:t>(B) [7,9)</w:t>
+      </w:r>
+    </w:p>
+    <w:p>
+      <w:pPr>
+        <w:pStyle w:val="ListBullet"/>
+        <w:spacing w:after="20"/>
+      </w:pPr>
+      <w:r>
+        <w:rPr>
+          <w:sz w:val="19"/>
+        </w:rPr>
+        <w:t>(C) (7,9]</w:t>
+      </w:r>
+    </w:p>
+    <w:p>
+      <w:pPr>
+        <w:pStyle w:val="ListBullet"/>
+        <w:spacing w:after="20"/>
+      </w:pPr>
+      <w:r>
+        <w:rPr>
+          <w:sz w:val="19"/>
+        </w:rPr>
+        <w:t>(D) (7,9)</w:t>
+      </w:r>
+    </w:p>
+    <w:tbl>
+      <w:tblPr>
+        <w:tblW w:type="auto" w:w="0"/>
+        <w:jc w:val="center"/>
+        <w:tblLook w:firstColumn="1" w:firstRow="1" w:lastColumn="0" w:lastRow="0" w:noHBand="0" w:noVBand="1" w:val="04A0"/>
+      </w:tblPr>
+      <w:tblGrid>
+        <w:gridCol w:w="10080"/>
+      </w:tblGrid>
+      <w:tr>
+        <w:tc>
+          <w:tcPr>
+            <w:tcW w:type="dxa" w:w="10080"/>
+            <w:shd w:fill="F7FAFC"/>
+            <w:tcMar>
+              <w:top w:w="100" w:type="dxa"/>
+              <w:bottom w:w="100" w:type="dxa"/>
+              <w:left w:w="150" w:type="dxa"/>
+              <w:right w:w="150" w:type="dxa"/>
+            </w:tcMar>
+          </w:tcPr>
+          <w:p>
+            <w:r>
+              <w:rPr>
+                <w:b/>
+                <w:color w:val="1A365D"/>
+                <w:sz w:val="19"/>
+              </w:rPr>
+              <w:t>Correct Answer: B</w:t>
+              <w:br/>
+            </w:r>
+            <w:r>
+              <w:rPr>
+                <w:color w:val="2D3748"/>
+                <w:sz w:val="18"/>
+              </w:rPr>
+              <w:t>Solution Analysis:</w:t>
+              <w:br/>
+              <w:t>For the function √((x-7 / 9-x)) to be defined, the expression inside the square root must be greater than or equal to 0 . So, (x-7 / 9-x) ≥ 0 Also, the denominator cannot be 0 , so 9-x ≠ 0 x ≠ 9 Now check the sign of (x-7 / 9-x) The critical points are x=7 and x=9 . For x=7 , (7-7 / 9-7)=0 This is allowed because √(0) is defined. For values between 7 and 9 , take x=8 : (8-7 / 9-8)=(1 / 1)=1 This is positive, so allowed. At x=9 , the denominator becomes 0 , so it is not allowed. Hence the domain is [7,9) So the correct option is Option B[7,9)</w:t>
             </w:r>
           </w:p>
         </w:tc>

--- a/dist/exports/kcet-functions_revision_notes.docx
+++ b/dist/exports/kcet-functions_revision_notes.docx
@@ -13,7 +13,7 @@
           <w:color w:val="1A365D"/>
           <w:sz w:val="44"/>
         </w:rPr>
-        <w:t>JEE MAIN REVISION MASTER: FUNCTIONS 2026 2 QUESTIONS 3.33% WEIGHTAGE ↓33.4%</w:t>
+        <w:t>JEE MAIN REVISION MASTER: FUNCTIONS</w:t>
       </w:r>
     </w:p>
     <w:p>
@@ -209,7 +209,7 @@
               <w:rPr>
                 <w:sz w:val="19"/>
               </w:rPr>
-              <w:t>20 PYQs</w:t>
+              <w:t>22 PYQs</w:t>
             </w:r>
           </w:p>
         </w:tc>
@@ -251,10 +251,10 @@
             <w:r>
               <w:rPr>
                 <w:b/>
-                <w:color w:val="C53030"/>
+                <w:color w:val="2B6CB0"/>
                 <w:sz w:val="19"/>
               </w:rPr>
-              <w:t>Very High</w:t>
+              <w:t>High</w:t>
             </w:r>
           </w:p>
         </w:tc>
@@ -296,7 +296,7 @@
               <w:rPr>
                 <w:sz w:val="19"/>
               </w:rPr>
-              <w:t>16 PYQs</w:t>
+              <w:t>14 PYQs</w:t>
             </w:r>
           </w:p>
         </w:tc>
@@ -517,7 +517,7 @@
           <w:color w:val="2B6CB0"/>
           <w:sz w:val="24"/>
         </w:rPr>
-        <w:t>3.1 Domain, Range &amp; Composite Functions (Very High Yield — 20 PYQs)</w:t>
+        <w:t>3.1 Domain, Range &amp; Composite Functions (Very High Yield — 22 PYQs)</w:t>
       </w:r>
     </w:p>
     <w:p>
@@ -640,13 +640,13 @@
           <w:b/>
           <w:sz w:val="18"/>
         </w:rPr>
-        <w:t xml:space="preserve">[2026 Shift] Q#2 (MCQ): </w:t>
+        <w:t xml:space="preserve">[2025 Shift] Q#3 (MCQ): </w:t>
       </w:r>
       <w:r>
         <w:rPr>
           <w:sz w:val="18"/>
         </w:rPr>
-        <w:t xml:space="preserve">"The domain of the function √((x-7 / 9-x)) is..."  </w:t>
+        <w:t xml:space="preserve">"Domain of the function f , given by f(x)=\frac1√((x-2)(x-5)) is..."  </w:t>
       </w:r>
       <w:r>
         <w:rPr>
@@ -654,7 +654,7 @@
           <w:color w:val="2B6CB0"/>
           <w:sz w:val="18"/>
         </w:rPr>
-        <w:t>[Ans: B]</w:t>
+        <w:t>[Ans: N/A]</w:t>
       </w:r>
     </w:p>
     <w:p>
@@ -725,7 +725,7 @@
           <w:color w:val="2B6CB0"/>
           <w:sz w:val="24"/>
         </w:rPr>
-        <w:t>3.2 Injective (One-One), Surjective (Onto) &amp; Inverse (Very High Yield — 16 PYQs)</w:t>
+        <w:t>3.2 Injective (One-One), Surjective (Onto) &amp; Inverse (High Yield — 14 PYQs)</w:t>
       </w:r>
     </w:p>
     <w:p>
@@ -875,13 +875,13 @@
           <w:b/>
           <w:sz w:val="18"/>
         </w:rPr>
-        <w:t xml:space="preserve">[2025 Shift] Q#1 (MCQ): </w:t>
+        <w:t xml:space="preserve">[2026 Shift] Q#2 (MCQ): </w:t>
       </w:r>
       <w:r>
         <w:rPr>
           <w:sz w:val="18"/>
         </w:rPr>
-        <w:t xml:space="preserve">"Let the functions " f " and " g " be f:[0,(π / 2)] → R given by f(x)=sinx and g:[0,(π / 2)] → R given ..."  </w:t>
+        <w:t xml:space="preserve">"The domain of the function √((x-7 / 9-x)) is..."  </w:t>
       </w:r>
       <w:r>
         <w:rPr>
@@ -889,7 +889,7 @@
           <w:color w:val="2B6CB0"/>
           <w:sz w:val="18"/>
         </w:rPr>
-        <w:t>[Ans: N/A]</w:t>
+        <w:t>[Ans: B]</w:t>
       </w:r>
     </w:p>
     <w:p>
@@ -902,13 +902,13 @@
           <w:b/>
           <w:sz w:val="18"/>
         </w:rPr>
-        <w:t xml:space="preserve">[2025 Shift] Q#3 (MCQ): </w:t>
+        <w:t xml:space="preserve">[2025 Shift] Q#1 (MCQ): </w:t>
       </w:r>
       <w:r>
         <w:rPr>
           <w:sz w:val="18"/>
         </w:rPr>
-        <w:t xml:space="preserve">"Domain of the function f , given by f(x)=\frac1√((x-2)(x-5)) is..."  </w:t>
+        <w:t xml:space="preserve">"Let the functions " f " and " g " be f:[0,(π / 2)] → R given by f(x)=sinx and g:[0,(π / 2)] → R given ..."  </w:t>
       </w:r>
       <w:r>
         <w:rPr>
@@ -1069,7 +1069,7 @@
           <w:color w:val="1A365D"/>
           <w:sz w:val="22"/>
         </w:rPr>
-        <w:t>Benchmark Problem 2: KCET 2026 (Q#2)</w:t>
+        <w:t>Benchmark Problem 2: KCET 2024 (Q#2)</w:t>
       </w:r>
     </w:p>
     <w:p>
@@ -1080,7 +1080,7 @@
         <w:rPr>
           <w:sz w:val="20"/>
         </w:rPr>
-        <w:t>The domain of the function √((x-7 / 9-x)) is</w:t>
+        <w:t>If [x]^2-5[x]+6=0 , where [x] denotes the greatest integer function, then</w:t>
       </w:r>
     </w:p>
     <w:p>
@@ -1092,21 +1092,7 @@
         <w:rPr>
           <w:sz w:val="19"/>
         </w:rPr>
-        <w:t>(A) [7,9]</w:t>
-      </w:r>
-    </w:p>
-    <w:p>
-      <w:pPr>
-        <w:pStyle w:val="ListBullet"/>
-        <w:spacing w:after="20"/>
-      </w:pPr>
-      <w:r>
-        <w:rPr>
-          <w:b/>
-          <w:color w:val="276749"/>
-          <w:sz w:val="19"/>
-        </w:rPr>
-        <w:t>(B) [7,9)</w:t>
+        <w:t>(A) x ∈ [3,4]</w:t>
       </w:r>
     </w:p>
     <w:p>
@@ -1118,7 +1104,7 @@
         <w:rPr>
           <w:sz w:val="19"/>
         </w:rPr>
-        <w:t>(C) (7,9]</w:t>
+        <w:t>(B) x ∈ [2,4)</w:t>
       </w:r>
     </w:p>
     <w:p>
@@ -1130,7 +1116,19 @@
         <w:rPr>
           <w:sz w:val="19"/>
         </w:rPr>
-        <w:t>(D) (7,9)</w:t>
+        <w:t>(C) x ∈ [2,3]</w:t>
+      </w:r>
+    </w:p>
+    <w:p>
+      <w:pPr>
+        <w:pStyle w:val="ListBullet"/>
+        <w:spacing w:after="20"/>
+      </w:pPr>
+      <w:r>
+        <w:rPr>
+          <w:sz w:val="19"/>
+        </w:rPr>
+        <w:t>(D) x ∈ (2,3]</w:t>
       </w:r>
     </w:p>
     <w:tbl>
@@ -1161,7 +1159,7 @@
                 <w:color w:val="1A365D"/>
                 <w:sz w:val="19"/>
               </w:rPr>
-              <w:t>Correct Answer: B</w:t>
+              <w:t>Correct Answer: None</w:t>
               <w:br/>
             </w:r>
             <w:r>
@@ -1171,7 +1169,7 @@
               </w:rPr>
               <w:t>Solution Analysis:</w:t>
               <w:br/>
-              <w:t>For the function √((x-7 / 9-x)) to be defined, the expression inside the square root must be greater than or equal to 0 . So, (x-7 / 9-x) ≥ 0 Also, the denominator cannot be 0 , so 9-x ≠ 0 x ≠ 9 Now check the sign of (x-7 / 9-x) The critical points are x=7 and x=9 . For x=7 , (7-7 / 9-7)=0 This is allowed because √(0) is defined. For values between 7 and 9 , take x=8 : (8-7 / 9-8)=(1 / 1)=1 This is positive, so allowed. At x=9 , the denominator becomes 0 , so it is not allowed. Hence the domain is [7,9) So the correct option is Option B[7,9)</w:t>
+              <w:t>[x]^2-5[x]+6=0 ⇒ [x]^2-3[x]-2[x]+6=0 ⇒ [x]([x]-3)-2([x]-3)=0 ⇒ ([x]-3)([x]-2)=0 ⇒ [x]=2or3 [x]=2or[x]=3 x=[2,3) orx=[3,4) Hence,x ∈ [2,4).</w:t>
             </w:r>
           </w:p>
         </w:tc>

--- a/dist/exports/kcet-functions_revision_notes.docx
+++ b/dist/exports/kcet-functions_revision_notes.docx
@@ -189,7 +189,7 @@
                 <w:color w:val="2D3748"/>
                 <w:sz w:val="19"/>
               </w:rPr>
-              <w:t>Domain, Range &amp; Composite Functions</w:t>
+              <w:t>Types of Functions: One-One, Onto &amp; Bijective</w:t>
             </w:r>
           </w:p>
         </w:tc>
@@ -230,7 +230,7 @@
                 <w:color w:val="718096"/>
                 <w:sz w:val="19"/>
               </w:rPr>
-              <w:t>Domain &amp; Range</w:t>
+              <w:t>Function Classification</w:t>
             </w:r>
           </w:p>
         </w:tc>
@@ -276,7 +276,7 @@
                 <w:color w:val="2D3748"/>
                 <w:sz w:val="19"/>
               </w:rPr>
-              <w:t>Injective (One-One), Surjective (Onto) &amp; Inverse</w:t>
+              <w:t>Composition of Functions &amp; Invertibility</w:t>
             </w:r>
           </w:p>
         </w:tc>
@@ -317,7 +317,7 @@
                 <w:color w:val="718096"/>
                 <w:sz w:val="19"/>
               </w:rPr>
-              <w:t>Mappings</w:t>
+              <w:t>Function Operations</w:t>
             </w:r>
           </w:p>
         </w:tc>
@@ -417,7 +417,7 @@
                 <w:color w:val="1A365D"/>
                 <w:sz w:val="19"/>
               </w:rPr>
-              <w:t>Domain, Range &amp; Composite Functions</w:t>
+              <w:t>Types of Functions: One-One, Onto &amp; Bijective</w:t>
             </w:r>
           </w:p>
         </w:tc>
@@ -439,7 +439,7 @@
                 <w:color w:val="2D3748"/>
                 <w:sz w:val="19"/>
               </w:rPr>
-              <w:t>\text{For } \sqrt{f(x)} \implies f(x) \ge 0, \quad \text{For } \log_b(f(x)) \implies f(x) &gt; 0, b &gt; 0, b \ne 1, \quad x = [x] + \{x\}</w:t>
+              <w:t>\text{Total Mappings } A \to B = n^m, \quad \text{Injections } (m \le n) = ^n P_m, \quad \text{Bijections } (m=n) = n!</w:t>
             </w:r>
           </w:p>
         </w:tc>
@@ -463,7 +463,7 @@
                 <w:color w:val="1A365D"/>
                 <w:sz w:val="19"/>
               </w:rPr>
-              <w:t>Injective (One-One), Surjective (Onto) &amp; Inverse</w:t>
+              <w:t>Composition of Functions &amp; Invertibility</w:t>
             </w:r>
           </w:p>
         </w:tc>
@@ -485,7 +485,7 @@
                 <w:color w:val="2D3748"/>
                 <w:sz w:val="19"/>
               </w:rPr>
-              <w:t>\text{One-One: } f'(x) &gt; 0 \text{ (strictly monotonic)}, \quad \text{Onto: } \text{Range}(f) = \text{Codomain}(f), \quad \text{Bijective } \iff \text{Invertible}</w:t>
+              <w:t>(f \\circ g)^{-1} = g^{-1} \\circ f^{-1}, \quad f(x) = \frac{ax+b}{cx-a} \implies f^{-1}(x) = f(x)</w:t>
             </w:r>
           </w:p>
         </w:tc>
@@ -517,7 +517,7 @@
           <w:color w:val="2B6CB0"/>
           <w:sz w:val="24"/>
         </w:rPr>
-        <w:t>3.1 Domain, Range &amp; Composite Functions (Very High Yield — 22 PYQs)</w:t>
+        <w:t>3.1 Types of Functions: One-One, Onto &amp; Bijective (Very High Yield — 22 PYQs)</w:t>
       </w:r>
     </w:p>
     <w:p>
@@ -532,7 +532,7 @@
         <w:rPr>
           <w:sz w:val="20"/>
         </w:rPr>
-        <w:t>Determination of real domain and range, floor and fractional part functions, and domain constraints on composite functions.</w:t>
+        <w:t>Function mappings from set A (m elements) to set B (n elements): Total functions = n^m. Injective (one-one): f(x_1) = f(x_2) \implies x_1 = x_2 (possible only if m ≤ n; total count = ^n P_m). Surjective (onto): Range = Codomain (possible only if m ≥ n). Bijective (one-one and onto): m = n, total bijections = n!.</w:t>
       </w:r>
     </w:p>
     <w:tbl>
@@ -570,7 +570,7 @@
                 <w:color w:val="2D3748"/>
                 <w:sz w:val="19"/>
               </w:rPr>
-              <w:t>Domain of f(g(x)) is NOT simply the domain of g; it requires x ∈ Domain(g) AND g(x) ∈ Domain(f)!</w:t>
+              <w:t>A strictly monotonic function (f'(x) &gt; 0 or f'(x) &lt; 0 throughout its domain) is always one-one (injective).</w:t>
             </w:r>
           </w:p>
         </w:tc>
@@ -611,215 +611,7 @@
                 <w:color w:val="2D3748"/>
                 <w:sz w:val="19"/>
               </w:rPr>
-              <w:t>The range of f(x) = asin x + bcos x + c is [c - √(a^2 + b^2), c + √(a^2 + b^2)].</w:t>
-            </w:r>
-          </w:p>
-        </w:tc>
-      </w:tr>
-    </w:tbl>
-    <w:p>
-      <w:pPr>
-        <w:spacing w:before="120" w:after="40"/>
-      </w:pPr>
-      <w:r>
-        <w:rPr>
-          <w:b/>
-          <w:color w:val="1A365D"/>
-          <w:sz w:val="19"/>
-        </w:rPr>
-        <w:t>Source PYQs testing this concept:</w:t>
-      </w:r>
-    </w:p>
-    <w:p>
-      <w:pPr>
-        <w:pStyle w:val="ListBullet"/>
-        <w:spacing w:after="40"/>
-      </w:pPr>
-      <w:r>
-        <w:rPr>
-          <w:b/>
-          <w:sz w:val="18"/>
-        </w:rPr>
-        <w:t xml:space="preserve">[2025 Shift] Q#3 (MCQ): </w:t>
-      </w:r>
-      <w:r>
-        <w:rPr>
-          <w:sz w:val="18"/>
-        </w:rPr>
-        <w:t xml:space="preserve">"Domain of the function f , given by f(x)=\frac1√((x-2)(x-5)) is..."  </w:t>
-      </w:r>
-      <w:r>
-        <w:rPr>
-          <w:b/>
-          <w:color w:val="2B6CB0"/>
-          <w:sz w:val="18"/>
-        </w:rPr>
-        <w:t>[Ans: N/A]</w:t>
-      </w:r>
-    </w:p>
-    <w:p>
-      <w:pPr>
-        <w:pStyle w:val="ListBullet"/>
-        <w:spacing w:after="40"/>
-      </w:pPr>
-      <w:r>
-        <w:rPr>
-          <w:b/>
-          <w:sz w:val="18"/>
-        </w:rPr>
-        <w:t xml:space="preserve">[2025 Shift] Q#4 (MCQ): </w:t>
-      </w:r>
-      <w:r>
-        <w:rPr>
-          <w:sz w:val="18"/>
-        </w:rPr>
-        <w:t xml:space="preserve">"If f(x)=sin[π^2]x-sin[-π^2]x , where [x]= greatest integer ≤ x , then which of the following is not true?..."  </w:t>
-      </w:r>
-      <w:r>
-        <w:rPr>
-          <w:b/>
-          <w:color w:val="2B6CB0"/>
-          <w:sz w:val="18"/>
-        </w:rPr>
-        <w:t>[Ans: N/A]</w:t>
-      </w:r>
-    </w:p>
-    <w:p>
-      <w:pPr>
-        <w:pStyle w:val="ListBullet"/>
-        <w:spacing w:after="40"/>
-      </w:pPr>
-      <w:r>
-        <w:rPr>
-          <w:b/>
-          <w:sz w:val="18"/>
-        </w:rPr>
-        <w:t xml:space="preserve">[2024 Shift] Q#2 (MCQ): </w:t>
-      </w:r>
-      <w:r>
-        <w:rPr>
-          <w:sz w:val="18"/>
-        </w:rPr>
-        <w:t xml:space="preserve">"If [x]^2-5[x]+6=0 , where [x] denotes the greatest integer function, then..."  </w:t>
-      </w:r>
-      <w:r>
-        <w:rPr>
-          <w:b/>
-          <w:color w:val="2B6CB0"/>
-          <w:sz w:val="18"/>
-        </w:rPr>
-        <w:t>[Ans: N/A]</w:t>
-      </w:r>
-    </w:p>
-    <w:p>
-      <w:pPr>
-        <w:spacing w:after="120"/>
-      </w:pPr>
-    </w:p>
-    <w:p>
-      <w:pPr>
-        <w:pStyle w:val="Heading2"/>
-      </w:pPr>
-      <w:r>
-        <w:rPr>
-          <w:color w:val="2B6CB0"/>
-          <w:sz w:val="24"/>
-        </w:rPr>
-        <w:t>3.2 Injective (One-One), Surjective (Onto) &amp; Inverse (High Yield — 14 PYQs)</w:t>
-      </w:r>
-    </w:p>
-    <w:p>
-      <w:r>
-        <w:rPr>
-          <w:b/>
-          <w:sz w:val="20"/>
-        </w:rPr>
-        <w:t xml:space="preserve">Core Principle: </w:t>
-      </w:r>
-      <w:r>
-        <w:rPr>
-          <w:sz w:val="20"/>
-        </w:rPr>
-        <w:t>Horizontal line test, monotonicity test for injectivity, codomain matching for surjectivity, and finding function inverses.</w:t>
-      </w:r>
-    </w:p>
-    <w:tbl>
-      <w:tblPr>
-        <w:tblW w:type="auto" w:w="0"/>
-        <w:jc w:val="center"/>
-        <w:tblLook w:firstColumn="1" w:firstRow="1" w:lastColumn="0" w:lastRow="0" w:noHBand="0" w:noVBand="1" w:val="04A0"/>
-      </w:tblPr>
-      <w:tblGrid>
-        <w:gridCol w:w="10080"/>
-      </w:tblGrid>
-      <w:tr>
-        <w:tc>
-          <w:tcPr>
-            <w:tcW w:type="dxa" w:w="10080"/>
-            <w:shd w:fill="FFF5F5"/>
-            <w:tcMar>
-              <w:top w:w="100" w:type="dxa"/>
-              <w:bottom w:w="100" w:type="dxa"/>
-              <w:left w:w="150" w:type="dxa"/>
-              <w:right w:w="150" w:type="dxa"/>
-            </w:tcMar>
-          </w:tcPr>
-          <w:p>
-            <w:r>
-              <w:rPr>
-                <w:b/>
-                <w:color w:val="C53030"/>
-                <w:sz w:val="19"/>
-              </w:rPr>
-              <w:t xml:space="preserve">⚠️ Common Trap / JEE Pitfall: </w:t>
-            </w:r>
-            <w:r>
-              <w:rPr>
-                <w:color w:val="2D3748"/>
-                <w:sz w:val="19"/>
-              </w:rPr>
-              <w:t>A function cannot be invertible unless it is BOTH one-one and onto (bijective).</w:t>
-            </w:r>
-          </w:p>
-        </w:tc>
-      </w:tr>
-    </w:tbl>
-    <w:tbl>
-      <w:tblPr>
-        <w:tblW w:type="auto" w:w="0"/>
-        <w:jc w:val="center"/>
-        <w:tblLook w:firstColumn="1" w:firstRow="1" w:lastColumn="0" w:lastRow="0" w:noHBand="0" w:noVBand="1" w:val="04A0"/>
-      </w:tblPr>
-      <w:tblGrid>
-        <w:gridCol w:w="10080"/>
-      </w:tblGrid>
-      <w:tr>
-        <w:tc>
-          <w:tcPr>
-            <w:tcW w:type="dxa" w:w="10080"/>
-            <w:shd w:fill="F0FFF4"/>
-            <w:tcMar>
-              <w:top w:w="100" w:type="dxa"/>
-              <w:bottom w:w="100" w:type="dxa"/>
-              <w:left w:w="150" w:type="dxa"/>
-              <w:right w:w="150" w:type="dxa"/>
-            </w:tcMar>
-          </w:tcPr>
-          <w:p>
-            <w:r>
-              <w:rPr>
-                <w:b/>
-                <w:color w:val="276749"/>
-                <w:sz w:val="19"/>
-              </w:rPr>
-              <w:t xml:space="preserve">💡 Speed Hack / Trick: </w:t>
-            </w:r>
-            <w:r>
-              <w:rPr>
-                <w:color w:val="2D3748"/>
-                <w:sz w:val="19"/>
-              </w:rPr>
-              <w:t>If f(x) is continuous and strictly increasing (f'(x) &gt; 0) or strictly decreasing on \mathbbR, it is always one-one.</w:t>
+              <w:t>Horizontal Line Test: If any horizontal line intersects the graph at most once, the function is one-one.</w:t>
             </w:r>
           </w:p>
         </w:tc>
@@ -909,6 +701,214 @@
           <w:sz w:val="18"/>
         </w:rPr>
         <w:t xml:space="preserve">"Let the functions " f " and " g " be f:[0,(π / 2)] → R given by f(x)=sinx and g:[0,(π / 2)] → R given ..."  </w:t>
+      </w:r>
+      <w:r>
+        <w:rPr>
+          <w:b/>
+          <w:color w:val="2B6CB0"/>
+          <w:sz w:val="18"/>
+        </w:rPr>
+        <w:t>[Ans: N/A]</w:t>
+      </w:r>
+    </w:p>
+    <w:p>
+      <w:pPr>
+        <w:spacing w:after="120"/>
+      </w:pPr>
+    </w:p>
+    <w:p>
+      <w:pPr>
+        <w:pStyle w:val="Heading2"/>
+      </w:pPr>
+      <w:r>
+        <w:rPr>
+          <w:color w:val="2B6CB0"/>
+          <w:sz w:val="24"/>
+        </w:rPr>
+        <w:t>3.2 Composition of Functions &amp; Invertibility (High Yield — 14 PYQs)</w:t>
+      </w:r>
+    </w:p>
+    <w:p>
+      <w:r>
+        <w:rPr>
+          <w:b/>
+          <w:sz w:val="20"/>
+        </w:rPr>
+        <w:t xml:space="preserve">Core Principle: </w:t>
+      </w:r>
+      <w:r>
+        <w:rPr>
+          <w:sz w:val="20"/>
+        </w:rPr>
+        <w:t>Composition (g \circ f)(x) = g(f(x)). A function f: A \to B is invertible if and only if f is BIJECTIVE (one-one and onto). If f(x) = y, then f^-1(y) = x. Binary operations: Commutative if a * b = b * a; Associative if (a * b) * c = a * (b * c); Identity element e satisfies a * e = e * a = a.</w:t>
+      </w:r>
+    </w:p>
+    <w:tbl>
+      <w:tblPr>
+        <w:tblW w:type="auto" w:w="0"/>
+        <w:jc w:val="center"/>
+        <w:tblLook w:firstColumn="1" w:firstRow="1" w:lastColumn="0" w:lastRow="0" w:noHBand="0" w:noVBand="1" w:val="04A0"/>
+      </w:tblPr>
+      <w:tblGrid>
+        <w:gridCol w:w="10080"/>
+      </w:tblGrid>
+      <w:tr>
+        <w:tc>
+          <w:tcPr>
+            <w:tcW w:type="dxa" w:w="10080"/>
+            <w:shd w:fill="FFF5F5"/>
+            <w:tcMar>
+              <w:top w:w="100" w:type="dxa"/>
+              <w:bottom w:w="100" w:type="dxa"/>
+              <w:left w:w="150" w:type="dxa"/>
+              <w:right w:w="150" w:type="dxa"/>
+            </w:tcMar>
+          </w:tcPr>
+          <w:p>
+            <w:r>
+              <w:rPr>
+                <w:b/>
+                <w:color w:val="C53030"/>
+                <w:sz w:val="19"/>
+              </w:rPr>
+              <w:t xml:space="preserve">⚠️ Common Trap / JEE Pitfall: </w:t>
+            </w:r>
+            <w:r>
+              <w:rPr>
+                <w:color w:val="2D3748"/>
+                <w:sz w:val="19"/>
+              </w:rPr>
+              <w:t>Composition is NOT commutative in general: f \circ g ≠ g \circ f!</w:t>
+            </w:r>
+          </w:p>
+        </w:tc>
+      </w:tr>
+    </w:tbl>
+    <w:tbl>
+      <w:tblPr>
+        <w:tblW w:type="auto" w:w="0"/>
+        <w:jc w:val="center"/>
+        <w:tblLook w:firstColumn="1" w:firstRow="1" w:lastColumn="0" w:lastRow="0" w:noHBand="0" w:noVBand="1" w:val="04A0"/>
+      </w:tblPr>
+      <w:tblGrid>
+        <w:gridCol w:w="10080"/>
+      </w:tblGrid>
+      <w:tr>
+        <w:tc>
+          <w:tcPr>
+            <w:tcW w:type="dxa" w:w="10080"/>
+            <w:shd w:fill="F0FFF4"/>
+            <w:tcMar>
+              <w:top w:w="100" w:type="dxa"/>
+              <w:bottom w:w="100" w:type="dxa"/>
+              <w:left w:w="150" w:type="dxa"/>
+              <w:right w:w="150" w:type="dxa"/>
+            </w:tcMar>
+          </w:tcPr>
+          <w:p>
+            <w:r>
+              <w:rPr>
+                <w:b/>
+                <w:color w:val="276749"/>
+                <w:sz w:val="19"/>
+              </w:rPr>
+              <w:t xml:space="preserve">💡 Speed Hack / Trick: </w:t>
+            </w:r>
+            <w:r>
+              <w:rPr>
+                <w:color w:val="2D3748"/>
+                <w:sz w:val="19"/>
+              </w:rPr>
+              <w:t>If f(x) = (ax+b / cx-a) where the diagonal coefficients are equal and opposite (a and -a), then f(f(x)) = x and f^-1(x) = f(x)!</w:t>
+            </w:r>
+          </w:p>
+        </w:tc>
+      </w:tr>
+    </w:tbl>
+    <w:p>
+      <w:pPr>
+        <w:spacing w:before="120" w:after="40"/>
+      </w:pPr>
+      <w:r>
+        <w:rPr>
+          <w:b/>
+          <w:color w:val="1A365D"/>
+          <w:sz w:val="19"/>
+        </w:rPr>
+        <w:t>Source PYQs testing this concept:</w:t>
+      </w:r>
+    </w:p>
+    <w:p>
+      <w:pPr>
+        <w:pStyle w:val="ListBullet"/>
+        <w:spacing w:after="40"/>
+      </w:pPr>
+      <w:r>
+        <w:rPr>
+          <w:b/>
+          <w:sz w:val="18"/>
+        </w:rPr>
+        <w:t xml:space="preserve">[2025 Shift] Q#4 (MCQ): </w:t>
+      </w:r>
+      <w:r>
+        <w:rPr>
+          <w:sz w:val="18"/>
+        </w:rPr>
+        <w:t xml:space="preserve">"If f(x)=sin[π^2]x-sin[-π^2]x , where [x]= greatest integer ≤ x , then which of the following is not true?..."  </w:t>
+      </w:r>
+      <w:r>
+        <w:rPr>
+          <w:b/>
+          <w:color w:val="2B6CB0"/>
+          <w:sz w:val="18"/>
+        </w:rPr>
+        <w:t>[Ans: N/A]</w:t>
+      </w:r>
+    </w:p>
+    <w:p>
+      <w:pPr>
+        <w:pStyle w:val="ListBullet"/>
+        <w:spacing w:after="40"/>
+      </w:pPr>
+      <w:r>
+        <w:rPr>
+          <w:b/>
+          <w:sz w:val="18"/>
+        </w:rPr>
+        <w:t xml:space="preserve">[2024 Shift] Q#4 (MCQ): </w:t>
+      </w:r>
+      <w:r>
+        <w:rPr>
+          <w:sz w:val="18"/>
+        </w:rPr>
+        <w:t xml:space="preserve">"Let (g°f)(x)=sinx and f°g(x)=(sin√(x))^2 . Then,..."  </w:t>
+      </w:r>
+      <w:r>
+        <w:rPr>
+          <w:b/>
+          <w:color w:val="2B6CB0"/>
+          <w:sz w:val="18"/>
+        </w:rPr>
+        <w:t>[Ans: N/A]</w:t>
+      </w:r>
+    </w:p>
+    <w:p>
+      <w:pPr>
+        <w:pStyle w:val="ListBullet"/>
+        <w:spacing w:after="40"/>
+      </w:pPr>
+      <w:r>
+        <w:rPr>
+          <w:b/>
+          <w:sz w:val="18"/>
+        </w:rPr>
+        <w:t xml:space="preserve">[2023 Shift] Q#1 (MCQ): </w:t>
+      </w:r>
+      <w:r>
+        <w:rPr>
+          <w:sz w:val="18"/>
+        </w:rPr>
+        <w:t xml:space="preserve">"Let f(x)=sin2x+cos2x and g(x)=x^2-1 then g(f(x)) is invertible in the domain..."  </w:t>
       </w:r>
       <w:r>
         <w:rPr>
@@ -1069,7 +1069,7 @@
           <w:color w:val="1A365D"/>
           <w:sz w:val="22"/>
         </w:rPr>
-        <w:t>Benchmark Problem 2: KCET 2024 (Q#2)</w:t>
+        <w:t>Benchmark Problem 2: KCET 2024 (Q#4)</w:t>
       </w:r>
     </w:p>
     <w:p>
@@ -1080,7 +1080,7 @@
         <w:rPr>
           <w:sz w:val="20"/>
         </w:rPr>
-        <w:t>If [x]^2-5[x]+6=0 , where [x] denotes the greatest integer function, then</w:t>
+        <w:t>Let (g°f)(x)=sinx and f°g(x)=(sin√(x))^2 . Then,</w:t>
       </w:r>
     </w:p>
     <w:p>
@@ -1092,7 +1092,7 @@
         <w:rPr>
           <w:sz w:val="19"/>
         </w:rPr>
-        <w:t>(A) x ∈ [3,4]</w:t>
+        <w:t>(A) f(x)=sin^2x,g(x)=x</w:t>
       </w:r>
     </w:p>
     <w:p>
@@ -1104,7 +1104,7 @@
         <w:rPr>
           <w:sz w:val="19"/>
         </w:rPr>
-        <w:t>(B) x ∈ [2,4)</w:t>
+        <w:t>(B) f(x)=sin√(x),g(x)=√(x)</w:t>
       </w:r>
     </w:p>
     <w:p>
@@ -1116,7 +1116,7 @@
         <w:rPr>
           <w:sz w:val="19"/>
         </w:rPr>
-        <w:t>(C) x ∈ [2,3]</w:t>
+        <w:t>(C) f(x)=sin^2x,g(x)=√(x)</w:t>
       </w:r>
     </w:p>
     <w:p>
@@ -1128,7 +1128,7 @@
         <w:rPr>
           <w:sz w:val="19"/>
         </w:rPr>
-        <w:t>(D) x ∈ (2,3]</w:t>
+        <w:t>(D) f(x)=sin√(x),g(x)=x^2</w:t>
       </w:r>
     </w:p>
     <w:tbl>
@@ -1169,7 +1169,7 @@
               </w:rPr>
               <w:t>Solution Analysis:</w:t>
               <w:br/>
-              <w:t>[x]^2-5[x]+6=0 ⇒ [x]^2-3[x]-2[x]+6=0 ⇒ [x]([x]-3)-2([x]-3)=0 ⇒ ([x]-3)([x]-2)=0 ⇒ [x]=2or3 [x]=2or[x]=3 x=[2,3) orx=[3,4) Hence,x ∈ [2,4).</w:t>
+              <w:t>∵ g(f(x))=sinx and f(g(x))=(sin√(x))^2 (a) f(x)=sin^2x and g(x)=x Now, f(g(x))=f(x)=sin^2x and g(f(x))=g(sin^2x)=sin^2x (b) f(x)=sin√(x) and g(x)=√(x) Now, f(g(x))=f(√(x))=sin√(x)=sin(x)^(1 / 4) and g(f(x))=g(sin√(x))=√(sin\sqrtx) (c) f(x)=sin^2x and g(x)=√(x) Now, f(g(x))=f(√(x))=sin^2√(x) and g(f(x))=g(sin^2x)=√(sin^2)x=|sinx| (d) f(x)=sin√(x) and g(x)=x^2 Now, f(g(x))=f(x^2)=sin|x| and g(f(x))=g(sin√(x))=(sin√(x))^2=sin^2√(x)</w:t>
             </w:r>
           </w:p>
         </w:tc>
